--- a/courseware/LP-Generative AI for Interviewing-v6.0.docx
+++ b/courseware/LP-Generative AI for Interviewing-v6.0.docx
@@ -333,7 +333,7 @@
                 <w:color w:val="161B26"/>
                 <w:sz w:val="18"/>
               </w:rPr>
-              <w:t>Rebuilt one-day plan for three topics, 10 aligned activities, WA plus Role Play, and exact slide references from slide_map.json.</w:t>
+              <w:t>Rebuilt one-day plan (9:30am-6:30pm, 8.0 instructional hours) for three topics and 10 Copilot-based activities, with exact slide references from slide_map.json. Reference workflows are named for the activities they support (Activity 3, 5 and 8). Assessment remains WA plus Role Play, 30 minutes each.</w:t>
             </w:r>
           </w:p>
         </w:tc>
